--- a/LAB2/Lap02.docx
+++ b/LAB2/Lap02.docx
@@ -217,6 +217,9 @@
     </w:p>
     <w:p>
       <w:r>
+        <w:rPr>
+          <w:noProof/>
+        </w:rPr>
         <w:drawing>
           <wp:inline distT="0" distB="0" distL="0" distR="0" wp14:anchorId="4AB583B0" wp14:editId="6FED89DD">
             <wp:extent cx="5943600" cy="3811905"/>
@@ -256,6 +259,9 @@
     </w:p>
     <w:p>
       <w:r>
+        <w:rPr>
+          <w:noProof/>
+        </w:rPr>
         <w:lastRenderedPageBreak/>
         <w:drawing>
           <wp:inline distT="0" distB="0" distL="0" distR="0" wp14:anchorId="1D4F391F" wp14:editId="10AF5FC9">
@@ -296,6 +302,9 @@
     </w:p>
     <w:p>
       <w:r>
+        <w:rPr>
+          <w:noProof/>
+        </w:rPr>
         <w:drawing>
           <wp:inline distT="0" distB="0" distL="0" distR="0" wp14:anchorId="647516E0" wp14:editId="7B549C93">
             <wp:extent cx="5943600" cy="3758565"/>
@@ -335,6 +344,9 @@
     </w:p>
     <w:p>
       <w:r>
+        <w:rPr>
+          <w:noProof/>
+        </w:rPr>
         <w:lastRenderedPageBreak/>
         <w:drawing>
           <wp:inline distT="0" distB="0" distL="0" distR="0" wp14:anchorId="1D24F650" wp14:editId="6FAB1DCA">
@@ -375,16 +387,16 @@
     </w:p>
     <w:p/>
     <w:p>
+      <w:pPr>
+        <w:jc w:val="center"/>
+      </w:pPr>
       <w:r>
-        <w:rPr>
-          <w:noProof/>
-        </w:rPr>
         <w:lastRenderedPageBreak/>
         <w:drawing>
-          <wp:inline distT="0" distB="0" distL="0" distR="0" wp14:anchorId="1BDC63AB" wp14:editId="3CEF9321">
-            <wp:extent cx="2515870" cy="8229600"/>
+          <wp:inline distT="0" distB="0" distL="0" distR="0" wp14:anchorId="3B859E10" wp14:editId="4E4EB603">
+            <wp:extent cx="5955527" cy="4934315"/>
             <wp:effectExtent l="0" t="0" r="0" b="0"/>
-            <wp:docPr id="36915493" name="Hình ảnh 1"/>
+            <wp:docPr id="477043288" name="Hình ảnh 2"/>
             <wp:cNvGraphicFramePr>
               <a:graphicFrameLocks xmlns:a="http://schemas.openxmlformats.org/drawingml/2006/main" noChangeAspect="1"/>
             </wp:cNvGraphicFramePr>
@@ -392,8 +404,10 @@
               <a:graphicData uri="http://schemas.openxmlformats.org/drawingml/2006/picture">
                 <pic:pic xmlns:pic="http://schemas.openxmlformats.org/drawingml/2006/picture">
                   <pic:nvPicPr>
-                    <pic:cNvPr id="36915493" name="Hình ảnh 36915493"/>
-                    <pic:cNvPicPr/>
+                    <pic:cNvPr id="0" name="Picture 6"/>
+                    <pic:cNvPicPr>
+                      <a:picLocks noChangeAspect="1" noChangeArrowheads="1"/>
+                    </pic:cNvPicPr>
                   </pic:nvPicPr>
                   <pic:blipFill>
                     <a:blip r:embed="rId13" cstate="print">
@@ -403,18 +417,23 @@
                         </a:ext>
                       </a:extLst>
                     </a:blip>
+                    <a:srcRect/>
                     <a:stretch>
                       <a:fillRect/>
                     </a:stretch>
                   </pic:blipFill>
-                  <pic:spPr>
+                  <pic:spPr bwMode="auto">
                     <a:xfrm>
                       <a:off x="0" y="0"/>
-                      <a:ext cx="2515870" cy="8229600"/>
+                      <a:ext cx="5955527" cy="4934315"/>
                     </a:xfrm>
                     <a:prstGeom prst="rect">
                       <a:avLst/>
                     </a:prstGeom>
+                    <a:noFill/>
+                    <a:ln>
+                      <a:noFill/>
+                    </a:ln>
                   </pic:spPr>
                 </pic:pic>
               </a:graphicData>
@@ -422,16 +441,19 @@
           </wp:inline>
         </w:drawing>
       </w:r>
+    </w:p>
+    <w:p/>
+    <w:p>
+      <w:pPr>
+        <w:jc w:val="center"/>
+      </w:pPr>
       <w:r>
-        <w:rPr>
-          <w:noProof/>
-        </w:rPr>
         <w:lastRenderedPageBreak/>
         <w:drawing>
-          <wp:inline distT="0" distB="0" distL="0" distR="0" wp14:anchorId="41BF2218" wp14:editId="7BA325D7">
-            <wp:extent cx="5943600" cy="6208395"/>
-            <wp:effectExtent l="0" t="0" r="0" b="1905"/>
-            <wp:docPr id="20332548" name="Hình ảnh 2"/>
+          <wp:inline distT="0" distB="0" distL="0" distR="0" wp14:anchorId="7EF0D156" wp14:editId="0DBF0CBB">
+            <wp:extent cx="4882101" cy="4772637"/>
+            <wp:effectExtent l="0" t="0" r="0" b="0"/>
+            <wp:docPr id="996610987" name="Hình ảnh 6"/>
             <wp:cNvGraphicFramePr>
               <a:graphicFrameLocks xmlns:a="http://schemas.openxmlformats.org/drawingml/2006/main" noChangeAspect="1"/>
             </wp:cNvGraphicFramePr>
@@ -439,8 +461,10 @@
               <a:graphicData uri="http://schemas.openxmlformats.org/drawingml/2006/picture">
                 <pic:pic xmlns:pic="http://schemas.openxmlformats.org/drawingml/2006/picture">
                   <pic:nvPicPr>
-                    <pic:cNvPr id="20332548" name="Hình ảnh 20332548"/>
-                    <pic:cNvPicPr/>
+                    <pic:cNvPr id="0" name="Picture 20"/>
+                    <pic:cNvPicPr>
+                      <a:picLocks noChangeAspect="1" noChangeArrowheads="1"/>
+                    </pic:cNvPicPr>
                   </pic:nvPicPr>
                   <pic:blipFill>
                     <a:blip r:embed="rId14" cstate="print">
@@ -450,18 +474,23 @@
                         </a:ext>
                       </a:extLst>
                     </a:blip>
+                    <a:srcRect/>
                     <a:stretch>
                       <a:fillRect/>
                     </a:stretch>
                   </pic:blipFill>
-                  <pic:spPr>
+                  <pic:spPr bwMode="auto">
                     <a:xfrm>
                       <a:off x="0" y="0"/>
-                      <a:ext cx="5943600" cy="6208395"/>
+                      <a:ext cx="4890173" cy="4780528"/>
                     </a:xfrm>
                     <a:prstGeom prst="rect">
                       <a:avLst/>
                     </a:prstGeom>
+                    <a:noFill/>
+                    <a:ln>
+                      <a:noFill/>
+                    </a:ln>
                   </pic:spPr>
                 </pic:pic>
               </a:graphicData>
@@ -469,16 +498,22 @@
           </wp:inline>
         </w:drawing>
       </w:r>
+    </w:p>
+    <w:p>
+      <w:pPr>
+        <w:jc w:val="center"/>
+      </w:pPr>
+    </w:p>
+    <w:p>
+      <w:pPr>
+        <w:jc w:val="center"/>
+      </w:pPr>
       <w:r>
-        <w:rPr>
-          <w:noProof/>
-        </w:rPr>
-        <w:lastRenderedPageBreak/>
         <w:drawing>
-          <wp:inline distT="0" distB="0" distL="0" distR="0" wp14:anchorId="13880C73" wp14:editId="7C87AA74">
-            <wp:extent cx="5943600" cy="3578225"/>
-            <wp:effectExtent l="0" t="0" r="0" b="3175"/>
-            <wp:docPr id="802180181" name="Hình ảnh 3"/>
+          <wp:inline distT="0" distB="0" distL="0" distR="0" wp14:anchorId="0630FACA" wp14:editId="6E59E6D7">
+            <wp:extent cx="6267667" cy="2850996"/>
+            <wp:effectExtent l="0" t="0" r="0" b="0"/>
+            <wp:docPr id="205727728" name="Hình ảnh 4"/>
             <wp:cNvGraphicFramePr>
               <a:graphicFrameLocks xmlns:a="http://schemas.openxmlformats.org/drawingml/2006/main" noChangeAspect="1"/>
             </wp:cNvGraphicFramePr>
@@ -486,8 +521,10 @@
               <a:graphicData uri="http://schemas.openxmlformats.org/drawingml/2006/picture">
                 <pic:pic xmlns:pic="http://schemas.openxmlformats.org/drawingml/2006/picture">
                   <pic:nvPicPr>
-                    <pic:cNvPr id="802180181" name="Hình ảnh 802180181"/>
-                    <pic:cNvPicPr/>
+                    <pic:cNvPr id="0" name="Picture 13"/>
+                    <pic:cNvPicPr>
+                      <a:picLocks noChangeAspect="1" noChangeArrowheads="1"/>
+                    </pic:cNvPicPr>
                   </pic:nvPicPr>
                   <pic:blipFill>
                     <a:blip r:embed="rId15" cstate="print">
@@ -497,18 +534,23 @@
                         </a:ext>
                       </a:extLst>
                     </a:blip>
+                    <a:srcRect/>
                     <a:stretch>
                       <a:fillRect/>
                     </a:stretch>
                   </pic:blipFill>
-                  <pic:spPr>
+                  <pic:spPr bwMode="auto">
                     <a:xfrm>
                       <a:off x="0" y="0"/>
-                      <a:ext cx="5943600" cy="3578225"/>
+                      <a:ext cx="6296772" cy="2864235"/>
                     </a:xfrm>
                     <a:prstGeom prst="rect">
                       <a:avLst/>
                     </a:prstGeom>
+                    <a:noFill/>
+                    <a:ln>
+                      <a:noFill/>
+                    </a:ln>
                   </pic:spPr>
                 </pic:pic>
               </a:graphicData>
@@ -517,6 +559,7 @@
         </w:drawing>
       </w:r>
     </w:p>
+    <w:p/>
     <w:sectPr>
       <w:pgSz w:w="12240" w:h="15840"/>
       <w:pgMar w:top="1440" w:right="1440" w:bottom="1440" w:left="1440" w:header="720" w:footer="720" w:gutter="0"/>
@@ -1130,7 +1173,6 @@
   <w:style w:type="character" w:default="1" w:styleId="Phngmcinhcuaoanvn">
     <w:name w:val="Default Paragraph Font"/>
     <w:uiPriority w:val="1"/>
-    <w:semiHidden/>
     <w:unhideWhenUsed/>
   </w:style>
   <w:style w:type="table" w:default="1" w:styleId="BangThngthng">
